--- a/examples/sample_template.docx
+++ b/examples/sample_template.docx
@@ -18,6 +18,10 @@
     <w:p>
       <w:r>
         <w:t>{{ email }}  •  {{ phone }}  •  {{ location }}</w:t>
+      </w:r>
+      <w:r>
+        <w:rPr/>
+        <w:t xml:space="preserve">  •  {{ linkedin }}</w:t>
       </w:r>
     </w:p>
     <w:p>
